--- a/docs/catalogue-checks/HRD-099-commons-auth.docx
+++ b/docs/catalogue-checks/HRD-099-commons-auth.docx
@@ -10,57 +10,7 @@
         <w:t xml:space="preserve">Herald</w:t>
       </w:r>
     </w:p>
-    <w:p>
-      <w:pPr>
-        <w:pStyle w:val="FirstParagraph"/>
-      </w:pPr>
-      <w:r>
-        <w:drawing>
-          <wp:inline>
-            <wp:extent cx="1625600" cy="1625600"/>
-            <wp:effectExtent b="0" l="0" r="0" t="0"/>
-            <wp:docPr descr="Herald" title="" id="10" name="Picture"/>
-            <a:graphic>
-              <a:graphicData uri="http://schemas.openxmlformats.org/drawingml/2006/picture">
-                <pic:pic>
-                  <pic:nvPicPr>
-                    <pic:cNvPr descr="../../assets/logo/herald_logo_square_128.png" id="11" name="Picture"/>
-                    <pic:cNvPicPr>
-                      <a:picLocks noChangeArrowheads="1" noChangeAspect="1"/>
-                    </pic:cNvPicPr>
-                  </pic:nvPicPr>
-                  <pic:blipFill>
-                    <a:blip r:embed="rId9"/>
-                    <a:stretch>
-                      <a:fillRect/>
-                    </a:stretch>
-                  </pic:blipFill>
-                  <pic:spPr bwMode="auto">
-                    <a:xfrm>
-                      <a:off x="0" y="0"/>
-                      <a:ext cx="1625600" cy="1625600"/>
-                    </a:xfrm>
-                    <a:prstGeom prst="rect">
-                      <a:avLst/>
-                    </a:prstGeom>
-                    <a:noFill/>
-                    <a:ln w="9525">
-                      <a:noFill/>
-                      <a:headEnd/>
-                      <a:tailEnd/>
-                    </a:ln>
-                  </pic:spPr>
-                </pic:pic>
-              </a:graphicData>
-            </a:graphic>
-          </wp:inline>
-        </w:drawing>
-      </w:r>
-      <w:r>
-        <w:t xml:space="preserve">{width=96px height=96px}</w:t>
-      </w:r>
-    </w:p>
-    <w:bookmarkStart w:id="15" w:name="catalogue-check--hrd-099-commons_auth"/>
+    <w:bookmarkStart w:id="12" w:name="catalogue-check--hrd-099-commons_auth"/>
     <w:p>
       <w:pPr>
         <w:pStyle w:val="Heading1"/>
@@ -303,7 +253,7 @@
         </w:tc>
       </w:tr>
     </w:tbl>
-    <w:bookmarkStart w:id="12" w:name="search-performed"/>
+    <w:bookmarkStart w:id="9" w:name="search-performed"/>
     <w:p>
       <w:pPr>
         <w:pStyle w:val="Heading2"/>
@@ -417,8 +367,8 @@
         <w:t xml:space="preserve">methods. NOT a JWT verification middleware. No JWKS, no Redis cache, no Gin handler, no rotation-race re-fetch.</w:t>
       </w:r>
     </w:p>
-    <w:bookmarkEnd w:id="12"/>
-    <w:bookmarkStart w:id="13" w:name="verdict-rationale"/>
+    <w:bookmarkEnd w:id="9"/>
+    <w:bookmarkStart w:id="10" w:name="verdict-rationale"/>
     <w:p>
       <w:pPr>
         <w:pStyle w:val="Heading2"/>
@@ -574,8 +524,8 @@
         <w:t xml:space="preserve">commit annotation.</w:t>
       </w:r>
     </w:p>
-    <w:bookmarkEnd w:id="13"/>
-    <w:bookmarkStart w:id="14" w:name="public-surface"/>
+    <w:bookmarkEnd w:id="10"/>
+    <w:bookmarkStart w:id="11" w:name="public-surface"/>
     <w:p>
       <w:pPr>
         <w:pStyle w:val="Heading2"/>
@@ -637,8 +587,8 @@
         <w:t xml:space="preserve">TenantFromClaims/SubjectFromClaims helpers.</w:t>
       </w:r>
     </w:p>
-    <w:bookmarkEnd w:id="14"/>
-    <w:bookmarkEnd w:id="15"/>
+    <w:bookmarkEnd w:id="11"/>
+    <w:bookmarkEnd w:id="12"/>
     <w:sectPr>
       <w:footnotePr>
         <w:numRestart w:val="eachSect"/>
